--- a/Product_Output/Word_Template.docx
+++ b/Product_Output/Word_Template.docx
@@ -4,10 +4,9 @@
   <w:body>
     <w:p>
       <w:pPr>
+        <w:pStyle w:val="Heading1"/>
         <w:rPr>
-          <w:rFonts w:ascii="Mukta Malar Light" w:eastAsiaTheme="majorEastAsia" w:hAnsi="Mukta Malar Light" w:cstheme="majorBidi"/>
-          <w:sz w:val="36"/>
-          <w:szCs w:val="28"/>
+          <w:rFonts w:ascii="Mukta Malar Light" w:hAnsi="Mukta Malar Light"/>
         </w:rPr>
       </w:pPr>
       <w:r>
@@ -16,7 +15,7 @@
     </w:p>
     <w:p>
       <w:pPr>
-        <w:pStyle w:val="Heading2"/>
+        <w:pStyle w:val="Bibliography"/>
       </w:pPr>
       <w:r>
         <w:lastRenderedPageBreak/>
@@ -1017,6 +1016,10 @@
   <w:style w:type="paragraph" w:default="1" w:styleId="Normal">
     <w:name w:val="Normal"/>
     <w:qFormat/>
+    <w:rsid w:val="00D265AF"/>
+    <w:rPr>
+      <w:rFonts w:ascii="Calibri" w:hAnsi="Calibri"/>
+    </w:rPr>
   </w:style>
   <w:style w:type="paragraph" w:styleId="Heading1">
     <w:name w:val="heading 1"/>
@@ -1024,7 +1027,7 @@
     <w:next w:val="BodyText"/>
     <w:uiPriority w:val="9"/>
     <w:qFormat/>
-    <w:rsid w:val="00A517C0"/>
+    <w:rsid w:val="00E46F2B"/>
     <w:pPr>
       <w:keepNext/>
       <w:keepLines/>
@@ -1032,7 +1035,7 @@
       <w:outlineLvl w:val="0"/>
     </w:pPr>
     <w:rPr>
-      <w:rFonts w:ascii="Mukta Malar Light" w:eastAsiaTheme="majorEastAsia" w:hAnsi="Mukta Malar Light" w:cstheme="majorBidi"/>
+      <w:rFonts w:ascii="Myriad Pro Light" w:eastAsiaTheme="majorEastAsia" w:hAnsi="Myriad Pro Light" w:cstheme="majorBidi"/>
       <w:bCs/>
       <w:sz w:val="44"/>
       <w:szCs w:val="32"/>
@@ -1045,7 +1048,7 @@
     <w:uiPriority w:val="9"/>
     <w:unhideWhenUsed/>
     <w:qFormat/>
-    <w:rsid w:val="00FE0BE0"/>
+    <w:rsid w:val="00D265AF"/>
     <w:pPr>
       <w:spacing w:before="200"/>
       <w:outlineLvl w:val="1"/>
@@ -1058,23 +1061,18 @@
   </w:style>
   <w:style w:type="paragraph" w:styleId="Heading3">
     <w:name w:val="heading 3"/>
-    <w:basedOn w:val="Normal"/>
+    <w:basedOn w:val="Heading1"/>
     <w:next w:val="BodyText"/>
     <w:uiPriority w:val="9"/>
     <w:unhideWhenUsed/>
     <w:qFormat/>
-    <w:rsid w:val="00FE0BE0"/>
-    <w:pPr>
-      <w:keepNext/>
-      <w:keepLines/>
-      <w:spacing w:before="200" w:after="0"/>
+    <w:rsid w:val="00E46F2B"/>
+    <w:pPr>
+      <w:spacing w:before="200"/>
       <w:outlineLvl w:val="2"/>
     </w:pPr>
     <w:rPr>
-      <w:rFonts w:ascii="Mukta Malar" w:eastAsiaTheme="majorEastAsia" w:hAnsi="Mukta Malar" w:cstheme="majorBidi"/>
-      <w:b/>
-      <w:bCs/>
-      <w:i/>
+      <w:bCs w:val="0"/>
       <w:sz w:val="28"/>
     </w:rPr>
   </w:style>
@@ -1221,13 +1219,13 @@
     <w:name w:val="Body Text"/>
     <w:basedOn w:val="Normal"/>
     <w:qFormat/>
-    <w:rsid w:val="00FE0BE0"/>
+    <w:rsid w:val="00D265AF"/>
     <w:pPr>
       <w:spacing w:after="180" w:line="288" w:lineRule="auto"/>
       <w:jc w:val="both"/>
     </w:pPr>
     <w:rPr>
-      <w:rFonts w:ascii="Kalinga" w:hAnsi="Kalinga" w:cs="Kalinga"/>
+      <w:rFonts w:cs="Kalinga"/>
       <w:sz w:val="22"/>
     </w:rPr>
   </w:style>
@@ -1250,7 +1248,7 @@
     <w:basedOn w:val="Normal"/>
     <w:next w:val="BodyText"/>
     <w:qFormat/>
-    <w:rsid w:val="002C6215"/>
+    <w:rsid w:val="008408D6"/>
     <w:pPr>
       <w:keepNext/>
       <w:keepLines/>
@@ -1258,10 +1256,8 @@
       <w:jc w:val="center"/>
     </w:pPr>
     <w:rPr>
-      <w:rFonts w:ascii="Mukta Malar" w:eastAsiaTheme="majorEastAsia" w:hAnsi="Mukta Malar" w:cstheme="majorBidi"/>
-      <w:b/>
+      <w:rFonts w:ascii="Myriad Pro Light" w:eastAsiaTheme="majorEastAsia" w:hAnsi="Myriad Pro Light" w:cstheme="majorBidi"/>
       <w:bCs/>
-      <w:color w:val="345A8A" w:themeColor="accent1" w:themeShade="B5"/>
       <w:sz w:val="48"/>
       <w:szCs w:val="36"/>
     </w:rPr>
@@ -1283,11 +1279,15 @@
     <w:name w:val="Author"/>
     <w:next w:val="BodyText"/>
     <w:qFormat/>
+    <w:rsid w:val="00D265AF"/>
     <w:pPr>
       <w:keepNext/>
       <w:keepLines/>
       <w:jc w:val="center"/>
     </w:pPr>
+    <w:rPr>
+      <w:rFonts w:ascii="Calibri" w:hAnsi="Calibri"/>
+    </w:rPr>
   </w:style>
   <w:style w:type="paragraph" w:styleId="Date">
     <w:name w:val="Date"/>
@@ -1442,16 +1442,14 @@
     <w:uiPriority w:val="39"/>
     <w:unhideWhenUsed/>
     <w:qFormat/>
-    <w:rsid w:val="002C6215"/>
+    <w:rsid w:val="008408D6"/>
     <w:pPr>
       <w:spacing w:line="259" w:lineRule="auto"/>
       <w:outlineLvl w:val="9"/>
     </w:pPr>
     <w:rPr>
-      <w:rFonts w:ascii="Montserrat" w:hAnsi="Montserrat"/>
-      <w:b/>
+      <w:rFonts w:asciiTheme="majorHAnsi" w:hAnsiTheme="majorHAnsi"/>
       <w:bCs w:val="0"/>
-      <w:color w:val="365F91" w:themeColor="accent1" w:themeShade="BF"/>
     </w:rPr>
   </w:style>
   <w:style w:type="paragraph" w:customStyle="1" w:styleId="SourceCode">
@@ -1884,12 +1882,20 @@
     <w:pitch w:val="variable"/>
     <w:sig w:usb0="E0002EFF" w:usb1="C000785B" w:usb2="00000009" w:usb3="00000000" w:csb0="000001FF" w:csb1="00000000"/>
   </w:font>
-  <w:font w:name="Mukta Malar Light">
-    <w:altName w:val="Vijaya"/>
+  <w:font w:name="Calibri">
+    <w:panose1 w:val="020F0502020204030204"/>
     <w:charset w:val="00"/>
     <w:family w:val="swiss"/>
     <w:pitch w:val="variable"/>
-    <w:sig w:usb0="A010002F" w:usb1="4000204A" w:usb2="00000000" w:usb3="00000000" w:csb0="00000093" w:csb1="00000000"/>
+    <w:sig w:usb0="E4002EFF" w:usb1="C000247B" w:usb2="00000009" w:usb3="00000000" w:csb0="000001FF" w:csb1="00000000"/>
+  </w:font>
+  <w:font w:name="Myriad Pro Light">
+    <w:panose1 w:val="020B0403030403020204"/>
+    <w:charset w:val="00"/>
+    <w:family w:val="swiss"/>
+    <w:notTrueType/>
+    <w:pitch w:val="variable"/>
+    <w:sig w:usb0="20000287" w:usb1="00000001" w:usb2="00000000" w:usb3="00000000" w:csb0="0000019F" w:csb1="00000000"/>
   </w:font>
   <w:font w:name="Mukta Malar">
     <w:altName w:val="Vijaya"/>
@@ -1897,13 +1903,6 @@
     <w:family w:val="swiss"/>
     <w:pitch w:val="variable"/>
     <w:sig w:usb0="A010002F" w:usb1="4000204A" w:usb2="00000000" w:usb3="00000000" w:csb0="00000093" w:csb1="00000000"/>
-  </w:font>
-  <w:font w:name="Calibri">
-    <w:panose1 w:val="020F0502020204030204"/>
-    <w:charset w:val="00"/>
-    <w:family w:val="swiss"/>
-    <w:pitch w:val="variable"/>
-    <w:sig w:usb0="E4002EFF" w:usb1="C200247B" w:usb2="00000009" w:usb3="00000000" w:csb0="000001FF" w:csb1="00000000"/>
   </w:font>
   <w:font w:name="Kalinga">
     <w:charset w:val="00"/>
@@ -1918,11 +1917,12 @@
     <w:pitch w:val="fixed"/>
     <w:sig w:usb0="E00006FF" w:usb1="0000FCFF" w:usb2="00000001" w:usb3="00000000" w:csb0="0000019F" w:csb1="00000000"/>
   </w:font>
-  <w:font w:name="Montserrat">
+  <w:font w:name="Mukta Malar Light">
+    <w:altName w:val="Vijaya"/>
     <w:charset w:val="00"/>
-    <w:family w:val="auto"/>
+    <w:family w:val="swiss"/>
     <w:pitch w:val="variable"/>
-    <w:sig w:usb0="2000020F" w:usb1="00000003" w:usb2="00000000" w:usb3="00000000" w:csb0="00000197" w:csb1="00000000"/>
+    <w:sig w:usb0="A010002F" w:usb1="4000204A" w:usb2="00000000" w:usb3="00000000" w:csb0="00000093" w:csb1="00000000"/>
   </w:font>
   <w:font w:name="Aptos">
     <w:charset w:val="00"/>
@@ -1955,9 +1955,15 @@
   </w:compat>
   <w:rsids>
     <w:rsidRoot w:val="00986F4B"/>
+    <w:rsid w:val="002D39A9"/>
+    <w:rsid w:val="002D5DB0"/>
+    <w:rsid w:val="0046362F"/>
     <w:rsid w:val="004F175F"/>
     <w:rsid w:val="005E4326"/>
+    <w:rsid w:val="00741BC5"/>
+    <w:rsid w:val="009116AE"/>
     <w:rsid w:val="00986F4B"/>
+    <w:rsid w:val="00A66767"/>
     <w:rsid w:val="00CC0F72"/>
     <w:rsid w:val="00EA4AC8"/>
   </w:rsids>
